--- a/ПИ1.docx
+++ b/ПИ1.docx
@@ -107,17 +107,7 @@
                 <w:szCs w:val="24"/>
                 <w:shd w:val="clear" w:color="auto" w:fill="FFFFFF"/>
               </w:rPr>
-              <w:t xml:space="preserve">Разработать </w:t>
-            </w:r>
-            <w:r>
-              <w:rPr>
-                <w:rFonts w:ascii="Times New Roman" w:hAnsi="Times New Roman" w:cs="Times New Roman"/>
-                <w:color w:val="0F1115"/>
-                <w:sz w:val="24"/>
-                <w:szCs w:val="24"/>
-                <w:shd w:val="clear" w:color="auto" w:fill="FFFFFF"/>
-              </w:rPr>
-              <w:t>интерактивную 2D-песочницу</w:t>
+              <w:t>Разработать интерактивную 2D-песочницу</w:t>
             </w:r>
           </w:p>
         </w:tc>
@@ -141,15 +131,7 @@
                 <w:sz w:val="24"/>
                 <w:szCs w:val="24"/>
               </w:rPr>
-              <w:t>А</w:t>
-            </w:r>
-            <w:r>
-              <w:rPr>
-                <w:rFonts w:ascii="Times New Roman" w:hAnsi="Times New Roman" w:cs="Times New Roman"/>
-                <w:sz w:val="24"/>
-                <w:szCs w:val="24"/>
-              </w:rPr>
-              <w:t>ктуальность проекта</w:t>
+              <w:t>Актуальность проекта</w:t>
             </w:r>
           </w:p>
         </w:tc>
@@ -571,37 +553,7 @@
                 <w:szCs w:val="24"/>
                 <w:shd w:val="clear" w:color="auto" w:fill="FFFFFF"/>
               </w:rPr>
-              <w:t>Врем</w:t>
-            </w:r>
-            <w:r>
-              <w:rPr>
-                <w:rFonts w:ascii="Times New Roman" w:hAnsi="Times New Roman" w:cs="Times New Roman"/>
-                <w:color w:val="0F1115"/>
-                <w:sz w:val="24"/>
-                <w:szCs w:val="24"/>
-                <w:shd w:val="clear" w:color="auto" w:fill="FFFFFF"/>
-              </w:rPr>
-              <w:t>я обучения базовому управлению &lt;</w:t>
-            </w:r>
-            <w:r>
-              <w:rPr>
-                <w:rFonts w:ascii="Times New Roman" w:hAnsi="Times New Roman" w:cs="Times New Roman"/>
-                <w:color w:val="0F1115"/>
-                <w:sz w:val="24"/>
-                <w:szCs w:val="24"/>
-                <w:shd w:val="clear" w:color="auto" w:fill="FFFFFF"/>
-              </w:rPr>
-              <w:t xml:space="preserve"> 1 минут</w:t>
-            </w:r>
-            <w:r>
-              <w:rPr>
-                <w:rFonts w:ascii="Times New Roman" w:hAnsi="Times New Roman" w:cs="Times New Roman"/>
-                <w:color w:val="0F1115"/>
-                <w:sz w:val="24"/>
-                <w:szCs w:val="24"/>
-                <w:shd w:val="clear" w:color="auto" w:fill="FFFFFF"/>
-              </w:rPr>
-              <w:t>ы</w:t>
+              <w:t>Время обучения базовому управлению &lt; 1 минуты</w:t>
             </w:r>
           </w:p>
         </w:tc>
@@ -692,9 +644,11 @@
                 <w:szCs w:val="24"/>
                 <w:shd w:val="clear" w:color="auto" w:fill="FFFFFF"/>
               </w:rPr>
-              <w:t>Быстрая разработка, экосистема</w:t>
-            </w:r>
-            <w:r>
+              <w:t>Быстрая разработка, экосистема, обусловлено заданием)</w:t>
+            </w:r>
+          </w:p>
+          <w:p>
+            <w:pPr>
               <w:rPr>
                 <w:rFonts w:ascii="Times New Roman" w:hAnsi="Times New Roman" w:cs="Times New Roman"/>
                 <w:color w:val="0F1115"/>
@@ -702,85 +656,53 @@
                 <w:szCs w:val="24"/>
                 <w:shd w:val="clear" w:color="auto" w:fill="FFFFFF"/>
               </w:rPr>
-              <w:t>, обусловлено заданием)</w:t>
-            </w:r>
-          </w:p>
-          <w:p>
-            <w:pPr>
-              <w:rPr>
-                <w:rFonts w:ascii="Times New Roman" w:hAnsi="Times New Roman" w:cs="Times New Roman"/>
+            </w:pPr>
+            <w:proofErr w:type="spellStart"/>
+            <w:r>
+              <w:rPr>
+                <w:rStyle w:val="a5"/>
+                <w:rFonts w:ascii="Times New Roman" w:hAnsi="Times New Roman" w:cs="Times New Roman"/>
+                <w:b w:val="0"/>
                 <w:color w:val="0F1115"/>
                 <w:sz w:val="24"/>
                 <w:szCs w:val="24"/>
                 <w:shd w:val="clear" w:color="auto" w:fill="FFFFFF"/>
               </w:rPr>
-            </w:pPr>
+              <w:t>Отрисовка</w:t>
+            </w:r>
+            <w:proofErr w:type="spellEnd"/>
+            <w:r>
+              <w:rPr>
+                <w:rStyle w:val="a5"/>
+                <w:rFonts w:ascii="Times New Roman" w:hAnsi="Times New Roman" w:cs="Times New Roman"/>
+                <w:color w:val="0F1115"/>
+                <w:sz w:val="24"/>
+                <w:szCs w:val="24"/>
+                <w:shd w:val="clear" w:color="auto" w:fill="FFFFFF"/>
+              </w:rPr>
+              <w:t xml:space="preserve"> - </w:t>
+            </w:r>
             <w:proofErr w:type="spellStart"/>
             <w:r>
               <w:rPr>
-                <w:rStyle w:val="a5"/>
-                <w:rFonts w:ascii="Times New Roman" w:hAnsi="Times New Roman" w:cs="Times New Roman"/>
-                <w:b w:val="0"/>
+                <w:rFonts w:ascii="Times New Roman" w:hAnsi="Times New Roman" w:cs="Times New Roman"/>
                 <w:color w:val="0F1115"/>
                 <w:sz w:val="24"/>
                 <w:szCs w:val="24"/>
                 <w:shd w:val="clear" w:color="auto" w:fill="FFFFFF"/>
               </w:rPr>
-              <w:t>Отрисовка</w:t>
+              <w:t>Taichi</w:t>
             </w:r>
             <w:proofErr w:type="spellEnd"/>
             <w:r>
               <w:rPr>
-                <w:rStyle w:val="a5"/>
                 <w:rFonts w:ascii="Times New Roman" w:hAnsi="Times New Roman" w:cs="Times New Roman"/>
                 <w:color w:val="0F1115"/>
                 <w:sz w:val="24"/>
                 <w:szCs w:val="24"/>
                 <w:shd w:val="clear" w:color="auto" w:fill="FFFFFF"/>
               </w:rPr>
-              <w:t xml:space="preserve"> - </w:t>
-            </w:r>
-            <w:proofErr w:type="spellStart"/>
-            <w:r>
-              <w:rPr>
-                <w:rFonts w:ascii="Times New Roman" w:hAnsi="Times New Roman" w:cs="Times New Roman"/>
-                <w:color w:val="0F1115"/>
-                <w:sz w:val="24"/>
-                <w:szCs w:val="24"/>
-                <w:shd w:val="clear" w:color="auto" w:fill="FFFFFF"/>
-              </w:rPr>
-              <w:t>Taichi</w:t>
-            </w:r>
-            <w:proofErr w:type="spellEnd"/>
-            <w:r>
-              <w:rPr>
-                <w:rFonts w:ascii="Times New Roman" w:hAnsi="Times New Roman" w:cs="Times New Roman"/>
-                <w:color w:val="0F1115"/>
-                <w:sz w:val="24"/>
-                <w:szCs w:val="24"/>
-                <w:shd w:val="clear" w:color="auto" w:fill="FFFFFF"/>
-              </w:rPr>
-              <w:t> </w:t>
-            </w:r>
-            <w:r>
-              <w:rPr>
-                <w:rFonts w:ascii="Times New Roman" w:hAnsi="Times New Roman" w:cs="Times New Roman"/>
-                <w:color w:val="0F1115"/>
-                <w:sz w:val="24"/>
-                <w:szCs w:val="24"/>
-                <w:shd w:val="clear" w:color="auto" w:fill="FFFFFF"/>
-              </w:rPr>
-              <w:t>(</w:t>
-            </w:r>
-            <w:r>
-              <w:rPr>
-                <w:rFonts w:ascii="Times New Roman" w:hAnsi="Times New Roman" w:cs="Times New Roman"/>
-                <w:color w:val="0F1115"/>
-                <w:sz w:val="24"/>
-                <w:szCs w:val="24"/>
-                <w:shd w:val="clear" w:color="auto" w:fill="FFFFFF"/>
-              </w:rPr>
-              <w:t xml:space="preserve">Встроенный GUI, нулевой </w:t>
+              <w:t xml:space="preserve"> (Встроенный GUI, нулевой </w:t>
             </w:r>
             <w:proofErr w:type="spellStart"/>
             <w:r>
@@ -909,12 +831,374 @@
           <w:sz w:val="24"/>
           <w:szCs w:val="24"/>
         </w:rPr>
-        <w:t>Доп. Задание</w:t>
+        <w:t>Сценарий</w:t>
       </w:r>
     </w:p>
     <w:p>
       <w:pPr>
         <w:rPr>
+          <w:rFonts w:ascii="Times New Roman" w:hAnsi="Times New Roman" w:cs="Times New Roman"/>
+          <w:sz w:val="24"/>
+          <w:szCs w:val="24"/>
+        </w:rPr>
+      </w:pPr>
+      <w:bookmarkStart w:id="0" w:name="_GoBack"/>
+      <w:r>
+        <w:rPr>
+          <w:rFonts w:ascii="Times New Roman" w:hAnsi="Times New Roman" w:cs="Times New Roman"/>
+          <w:sz w:val="24"/>
+          <w:szCs w:val="24"/>
+        </w:rPr>
+        <w:t>Вход в настройки -</w:t>
+      </w:r>
+      <w:r>
+        <w:rPr>
+          <w:rFonts w:ascii="Times New Roman" w:hAnsi="Times New Roman" w:cs="Times New Roman"/>
+          <w:sz w:val="24"/>
+          <w:szCs w:val="24"/>
+        </w:rPr>
+        <w:t>&gt;</w:t>
+      </w:r>
+      <w:r>
+        <w:rPr>
+          <w:rFonts w:ascii="Times New Roman" w:hAnsi="Times New Roman" w:cs="Times New Roman"/>
+          <w:sz w:val="24"/>
+          <w:szCs w:val="24"/>
+        </w:rPr>
+        <w:t xml:space="preserve"> изменение цвета -</w:t>
+      </w:r>
+      <w:r>
+        <w:rPr>
+          <w:rFonts w:ascii="Times New Roman" w:hAnsi="Times New Roman" w:cs="Times New Roman"/>
+          <w:sz w:val="24"/>
+          <w:szCs w:val="24"/>
+        </w:rPr>
+        <w:t>&gt;</w:t>
+      </w:r>
+      <w:r>
+        <w:rPr>
+          <w:rFonts w:ascii="Times New Roman" w:hAnsi="Times New Roman" w:cs="Times New Roman"/>
+          <w:sz w:val="24"/>
+          <w:szCs w:val="24"/>
+        </w:rPr>
+        <w:t xml:space="preserve"> изменение размера кисти -</w:t>
+      </w:r>
+      <w:r>
+        <w:rPr>
+          <w:rFonts w:ascii="Times New Roman" w:hAnsi="Times New Roman" w:cs="Times New Roman"/>
+          <w:sz w:val="24"/>
+          <w:szCs w:val="24"/>
+        </w:rPr>
+        <w:t>&gt;</w:t>
+      </w:r>
+      <w:r>
+        <w:rPr>
+          <w:rFonts w:ascii="Times New Roman" w:hAnsi="Times New Roman" w:cs="Times New Roman"/>
+          <w:sz w:val="24"/>
+          <w:szCs w:val="24"/>
+        </w:rPr>
+        <w:t xml:space="preserve"> выход из настроек -</w:t>
+      </w:r>
+      <w:r>
+        <w:rPr>
+          <w:rFonts w:ascii="Times New Roman" w:hAnsi="Times New Roman" w:cs="Times New Roman"/>
+          <w:sz w:val="24"/>
+          <w:szCs w:val="24"/>
+        </w:rPr>
+        <w:t>&gt;</w:t>
+      </w:r>
+      <w:r>
+        <w:rPr>
+          <w:rFonts w:ascii="Times New Roman" w:hAnsi="Times New Roman" w:cs="Times New Roman"/>
+          <w:sz w:val="24"/>
+          <w:szCs w:val="24"/>
+        </w:rPr>
+        <w:t xml:space="preserve"> насыпать песка -</w:t>
+      </w:r>
+      <w:r>
+        <w:rPr>
+          <w:rFonts w:ascii="Times New Roman" w:hAnsi="Times New Roman" w:cs="Times New Roman"/>
+          <w:sz w:val="24"/>
+          <w:szCs w:val="24"/>
+        </w:rPr>
+        <w:t xml:space="preserve">&gt; </w:t>
+      </w:r>
+      <w:r>
+        <w:rPr>
+          <w:rFonts w:ascii="Times New Roman" w:hAnsi="Times New Roman" w:cs="Times New Roman"/>
+          <w:sz w:val="24"/>
+          <w:szCs w:val="24"/>
+        </w:rPr>
+        <w:t>удалить песок -</w:t>
+      </w:r>
+      <w:r>
+        <w:rPr>
+          <w:rFonts w:ascii="Times New Roman" w:hAnsi="Times New Roman" w:cs="Times New Roman"/>
+          <w:sz w:val="24"/>
+          <w:szCs w:val="24"/>
+        </w:rPr>
+        <w:t>&gt;</w:t>
+      </w:r>
+      <w:r>
+        <w:rPr>
+          <w:rFonts w:ascii="Times New Roman" w:hAnsi="Times New Roman" w:cs="Times New Roman"/>
+          <w:sz w:val="24"/>
+          <w:szCs w:val="24"/>
+        </w:rPr>
+        <w:t xml:space="preserve"> отменить действие</w:t>
+      </w:r>
+    </w:p>
+    <w:p>
+      <w:pPr>
+        <w:rPr>
+          <w:rFonts w:ascii="Times New Roman" w:hAnsi="Times New Roman" w:cs="Times New Roman"/>
+          <w:sz w:val="24"/>
+          <w:szCs w:val="24"/>
+        </w:rPr>
+      </w:pPr>
+      <w:r>
+        <w:rPr>
+          <w:rFonts w:ascii="Times New Roman" w:hAnsi="Times New Roman" w:cs="Times New Roman"/>
+          <w:sz w:val="24"/>
+          <w:szCs w:val="24"/>
+        </w:rPr>
+        <w:t>Нажатие клавиши с</w:t>
+      </w:r>
+      <w:r>
+        <w:rPr>
+          <w:rFonts w:ascii="Times New Roman" w:hAnsi="Times New Roman" w:cs="Times New Roman"/>
+          <w:sz w:val="24"/>
+          <w:szCs w:val="24"/>
+        </w:rPr>
+        <w:t xml:space="preserve"> -</w:t>
+      </w:r>
+      <w:r>
+        <w:rPr>
+          <w:rFonts w:ascii="Times New Roman" w:hAnsi="Times New Roman" w:cs="Times New Roman"/>
+          <w:sz w:val="24"/>
+          <w:szCs w:val="24"/>
+        </w:rPr>
+        <w:t>&gt;</w:t>
+      </w:r>
+      <w:r>
+        <w:rPr>
+          <w:rFonts w:ascii="Times New Roman" w:hAnsi="Times New Roman" w:cs="Times New Roman"/>
+          <w:sz w:val="24"/>
+          <w:szCs w:val="24"/>
+        </w:rPr>
+        <w:t xml:space="preserve"> </w:t>
+      </w:r>
+      <w:r>
+        <w:rPr>
+          <w:rFonts w:ascii="Times New Roman" w:hAnsi="Times New Roman" w:cs="Times New Roman"/>
+          <w:sz w:val="24"/>
+          <w:szCs w:val="24"/>
+        </w:rPr>
+        <w:t>движение ползунков цвета</w:t>
+      </w:r>
+      <w:r>
+        <w:rPr>
+          <w:rFonts w:ascii="Times New Roman" w:hAnsi="Times New Roman" w:cs="Times New Roman"/>
+          <w:sz w:val="24"/>
+          <w:szCs w:val="24"/>
+        </w:rPr>
+        <w:t xml:space="preserve"> -</w:t>
+      </w:r>
+      <w:r>
+        <w:rPr>
+          <w:rFonts w:ascii="Times New Roman" w:hAnsi="Times New Roman" w:cs="Times New Roman"/>
+          <w:sz w:val="24"/>
+          <w:szCs w:val="24"/>
+        </w:rPr>
+        <w:t>&gt;</w:t>
+      </w:r>
+      <w:r>
+        <w:rPr>
+          <w:rFonts w:ascii="Times New Roman" w:hAnsi="Times New Roman" w:cs="Times New Roman"/>
+          <w:sz w:val="24"/>
+          <w:szCs w:val="24"/>
+        </w:rPr>
+        <w:t xml:space="preserve"> </w:t>
+      </w:r>
+      <w:r>
+        <w:rPr>
+          <w:rFonts w:ascii="Times New Roman" w:hAnsi="Times New Roman" w:cs="Times New Roman"/>
+          <w:sz w:val="24"/>
+          <w:szCs w:val="24"/>
+        </w:rPr>
+        <w:t>движение ползунка размера</w:t>
+      </w:r>
+      <w:r>
+        <w:rPr>
+          <w:rFonts w:ascii="Times New Roman" w:hAnsi="Times New Roman" w:cs="Times New Roman"/>
+          <w:sz w:val="24"/>
+          <w:szCs w:val="24"/>
+        </w:rPr>
+        <w:t xml:space="preserve"> -</w:t>
+      </w:r>
+      <w:r>
+        <w:rPr>
+          <w:rFonts w:ascii="Times New Roman" w:hAnsi="Times New Roman" w:cs="Times New Roman"/>
+          <w:sz w:val="24"/>
+          <w:szCs w:val="24"/>
+        </w:rPr>
+        <w:t>&gt;</w:t>
+      </w:r>
+      <w:r>
+        <w:rPr>
+          <w:rFonts w:ascii="Times New Roman" w:hAnsi="Times New Roman" w:cs="Times New Roman"/>
+          <w:sz w:val="24"/>
+          <w:szCs w:val="24"/>
+        </w:rPr>
+        <w:t xml:space="preserve"> </w:t>
+      </w:r>
+      <w:r>
+        <w:rPr>
+          <w:rFonts w:ascii="Times New Roman" w:hAnsi="Times New Roman" w:cs="Times New Roman"/>
+          <w:sz w:val="24"/>
+          <w:szCs w:val="24"/>
+        </w:rPr>
+        <w:t>Повторное нажатие клавиши с</w:t>
+      </w:r>
+      <w:r>
+        <w:rPr>
+          <w:rFonts w:ascii="Times New Roman" w:hAnsi="Times New Roman" w:cs="Times New Roman"/>
+          <w:sz w:val="24"/>
+          <w:szCs w:val="24"/>
+        </w:rPr>
+        <w:t xml:space="preserve"> -</w:t>
+      </w:r>
+      <w:r>
+        <w:rPr>
+          <w:rFonts w:ascii="Times New Roman" w:hAnsi="Times New Roman" w:cs="Times New Roman"/>
+          <w:sz w:val="24"/>
+          <w:szCs w:val="24"/>
+        </w:rPr>
+        <w:t>&gt;</w:t>
+      </w:r>
+      <w:r>
+        <w:rPr>
+          <w:rFonts w:ascii="Times New Roman" w:hAnsi="Times New Roman" w:cs="Times New Roman"/>
+          <w:sz w:val="24"/>
+          <w:szCs w:val="24"/>
+        </w:rPr>
+        <w:t xml:space="preserve"> </w:t>
+      </w:r>
+      <w:r>
+        <w:rPr>
+          <w:rFonts w:ascii="Times New Roman" w:hAnsi="Times New Roman" w:cs="Times New Roman"/>
+          <w:sz w:val="24"/>
+          <w:szCs w:val="24"/>
+        </w:rPr>
+        <w:t>зажатие левой кнопки мыши</w:t>
+      </w:r>
+      <w:r>
+        <w:rPr>
+          <w:rFonts w:ascii="Times New Roman" w:hAnsi="Times New Roman" w:cs="Times New Roman"/>
+          <w:sz w:val="24"/>
+          <w:szCs w:val="24"/>
+        </w:rPr>
+        <w:t xml:space="preserve"> -</w:t>
+      </w:r>
+      <w:r>
+        <w:rPr>
+          <w:rFonts w:ascii="Times New Roman" w:hAnsi="Times New Roman" w:cs="Times New Roman"/>
+          <w:sz w:val="24"/>
+          <w:szCs w:val="24"/>
+        </w:rPr>
+        <w:t xml:space="preserve">&gt; </w:t>
+      </w:r>
+      <w:r>
+        <w:rPr>
+          <w:rFonts w:ascii="Times New Roman" w:hAnsi="Times New Roman" w:cs="Times New Roman"/>
+          <w:sz w:val="24"/>
+          <w:szCs w:val="24"/>
+        </w:rPr>
+        <w:t>зажатие правой кнопки мыши</w:t>
+      </w:r>
+      <w:r>
+        <w:rPr>
+          <w:rFonts w:ascii="Times New Roman" w:hAnsi="Times New Roman" w:cs="Times New Roman"/>
+          <w:sz w:val="24"/>
+          <w:szCs w:val="24"/>
+        </w:rPr>
+        <w:t xml:space="preserve"> -</w:t>
+      </w:r>
+      <w:r>
+        <w:rPr>
+          <w:rFonts w:ascii="Times New Roman" w:hAnsi="Times New Roman" w:cs="Times New Roman"/>
+          <w:sz w:val="24"/>
+          <w:szCs w:val="24"/>
+        </w:rPr>
+        <w:t>&gt;</w:t>
+      </w:r>
+      <w:r>
+        <w:rPr>
+          <w:rFonts w:ascii="Times New Roman" w:hAnsi="Times New Roman" w:cs="Times New Roman"/>
+          <w:sz w:val="24"/>
+          <w:szCs w:val="24"/>
+        </w:rPr>
+        <w:t xml:space="preserve"> </w:t>
+      </w:r>
+      <w:proofErr w:type="spellStart"/>
+      <w:r>
+        <w:rPr>
+          <w:rFonts w:ascii="Times New Roman" w:hAnsi="Times New Roman" w:cs="Times New Roman"/>
+          <w:sz w:val="24"/>
+          <w:szCs w:val="24"/>
+          <w:lang w:val="en-US"/>
+        </w:rPr>
+        <w:t>ctr</w:t>
+      </w:r>
+      <w:proofErr w:type="spellEnd"/>
+      <w:r>
+        <w:rPr>
+          <w:rFonts w:ascii="Times New Roman" w:hAnsi="Times New Roman" w:cs="Times New Roman"/>
+          <w:sz w:val="24"/>
+          <w:szCs w:val="24"/>
+        </w:rPr>
+        <w:t xml:space="preserve"> + </w:t>
+      </w:r>
+      <w:r>
+        <w:rPr>
+          <w:rFonts w:ascii="Times New Roman" w:hAnsi="Times New Roman" w:cs="Times New Roman"/>
+          <w:sz w:val="24"/>
+          <w:szCs w:val="24"/>
+          <w:lang w:val="en-US"/>
+        </w:rPr>
+        <w:t>z</w:t>
+      </w:r>
+    </w:p>
+    <w:bookmarkEnd w:id="0"/>
+    <w:p>
+      <w:pPr>
+        <w:rPr>
+          <w:rFonts w:ascii="Times New Roman" w:hAnsi="Times New Roman" w:cs="Times New Roman"/>
+          <w:sz w:val="24"/>
+          <w:szCs w:val="24"/>
+        </w:rPr>
+      </w:pPr>
+    </w:p>
+    <w:p>
+      <w:pPr>
+        <w:rPr>
+          <w:rFonts w:ascii="Times New Roman" w:hAnsi="Times New Roman" w:cs="Times New Roman"/>
+          <w:sz w:val="24"/>
+          <w:szCs w:val="24"/>
+        </w:rPr>
+      </w:pPr>
+      <w:r>
+        <w:rPr>
+          <w:rFonts w:ascii="Times New Roman" w:hAnsi="Times New Roman" w:cs="Times New Roman"/>
+          <w:sz w:val="24"/>
+          <w:szCs w:val="24"/>
+        </w:rPr>
+        <w:t>Доп. Задание</w:t>
+      </w:r>
+    </w:p>
+    <w:p>
+      <w:pPr>
+        <w:rPr>
           <w:rStyle w:val="a5"/>
           <w:rFonts w:ascii="Times New Roman" w:hAnsi="Times New Roman" w:cs="Times New Roman"/>
           <w:b w:val="0"/>
@@ -934,7 +1218,6 @@
       </w:r>
       <w:r>
         <w:rPr>
-          <w:rStyle w:val="a3"/>
           <w:rFonts w:ascii="Times New Roman" w:hAnsi="Times New Roman" w:cs="Times New Roman"/>
           <w:b/>
           <w:color w:val="0F1115"/>
@@ -1783,7 +2066,17 @@
                 <w:sz w:val="24"/>
                 <w:szCs w:val="24"/>
               </w:rPr>
-              <w:t>Гравитация, давление воздуха, скорость потока, температура, теплообмен </w:t>
+              <w:t xml:space="preserve">Гравитация, давление воздуха, скорость потока, </w:t>
+            </w:r>
+            <w:r>
+              <w:rPr>
+                <w:rFonts w:ascii="Times New Roman" w:hAnsi="Times New Roman" w:cs="Times New Roman"/>
+                <w:color w:val="0F1115"/>
+                <w:sz w:val="24"/>
+                <w:szCs w:val="24"/>
+              </w:rPr>
+              <w:lastRenderedPageBreak/>
+              <w:t>температура, теплообмен </w:t>
             </w:r>
           </w:p>
         </w:tc>
@@ -1809,6 +2102,7 @@
                 <w:sz w:val="24"/>
                 <w:szCs w:val="24"/>
               </w:rPr>
+              <w:lastRenderedPageBreak/>
               <w:t>Гравитация, плавучесть газов, рост растений, ветер </w:t>
             </w:r>
           </w:p>
@@ -1840,6 +2134,7 @@
                 <w:sz w:val="24"/>
                 <w:szCs w:val="24"/>
               </w:rPr>
+              <w:lastRenderedPageBreak/>
               <w:t>Undo</w:t>
             </w:r>
             <w:proofErr w:type="spellEnd"/>
@@ -2107,8 +2402,6 @@
         </w:rPr>
         <w:t>Вывод: На данный момент наш проект довольно пустой из-за отсутствия множества материалов и простоты физики. Это влияет на то, что игра привлекает небольшую аудиторию, так как большинству такое однообразие может наскучить. Для улучшения ситуации следует: добавить уникальные материалы с разной физикой</w:t>
       </w:r>
-      <w:bookmarkStart w:id="0" w:name="_GoBack"/>
-      <w:bookmarkEnd w:id="0"/>
     </w:p>
     <w:sectPr>
       <w:pgSz w:w="11906" w:h="16838"/>
